--- a/PW_1_G3/solution/_web2025_group03_pw1_document.docx
+++ b/PW_1_G3/solution/_web2025_group03_pw1_document.docx
@@ -1860,6 +1860,12 @@
                 <w:lang w:val="lv-LV"/>
               </w:rPr>
             </w:pPr>
+            <w:r>
+              <w:rPr>
+                <w:lang w:val="lv-LV"/>
+              </w:rPr>
+              <w:t>1.3</w:t>
+            </w:r>
           </w:p>
         </w:tc>
         <w:tc>
@@ -1874,6 +1880,18 @@
                 <w:lang w:val="lv-LV"/>
               </w:rPr>
             </w:pPr>
+            <w:r>
+              <w:rPr>
+                <w:lang w:val="lv-LV"/>
+              </w:rPr>
+              <w:t>Fixed some syntax problems</w:t>
+            </w:r>
+            <w:r>
+              <w:rPr>
+                <w:lang w:val="lv-LV"/>
+              </w:rPr>
+              <w:t xml:space="preserve"> and final reforms</w:t>
+            </w:r>
           </w:p>
         </w:tc>
         <w:tc>
@@ -1888,6 +1906,12 @@
                 <w:lang w:val="lv-LV"/>
               </w:rPr>
             </w:pPr>
+            <w:r>
+              <w:rPr>
+                <w:lang w:val="lv-LV"/>
+              </w:rPr>
+              <w:t>03.03.2025</w:t>
+            </w:r>
           </w:p>
         </w:tc>
         <w:tc>
@@ -1902,6 +1926,12 @@
                 <w:lang w:val="lv-LV"/>
               </w:rPr>
             </w:pPr>
+            <w:r>
+              <w:rPr>
+                <w:lang w:val="lv-LV"/>
+              </w:rPr>
+              <w:t>Kristers Bizuns</w:t>
+            </w:r>
           </w:p>
         </w:tc>
       </w:tr>
@@ -2227,13 +2257,7 @@
               <w:rPr>
                 <w:lang w:val="lv-LV"/>
               </w:rPr>
-              <w:t>Dictator</w:t>
-            </w:r>
-            <w:r>
-              <w:rPr>
-                <w:lang w:val="lv-LV"/>
-              </w:rPr>
-              <w:t>1</w:t>
+              <w:t>Coordinator</w:t>
             </w:r>
           </w:p>
         </w:tc>
@@ -2336,7 +2360,7 @@
               <w:rPr>
                 <w:lang w:val="lv-LV"/>
               </w:rPr>
-              <w:t>Dictator2</w:t>
+              <w:t>Member</w:t>
             </w:r>
           </w:p>
         </w:tc>
@@ -2439,7 +2463,7 @@
               <w:rPr>
                 <w:lang w:val="lv-LV"/>
               </w:rPr>
-              <w:t>Dictator3</w:t>
+              <w:t>Member</w:t>
             </w:r>
           </w:p>
         </w:tc>
@@ -3240,53 +3264,25 @@
         <w:rPr>
           <w:lang w:val="en-US" w:eastAsia="fi-FI"/>
         </w:rPr>
-        <w:t xml:space="preserve">The services </w:t>
-      </w:r>
-      <w:proofErr w:type="gramStart"/>
+        <w:t>The services provides two services which our team uses for the most part, an image of the</w:t>
+      </w:r>
       <w:r>
         <w:rPr>
           <w:lang w:val="en-US" w:eastAsia="fi-FI"/>
         </w:rPr>
-        <w:t>provides</w:t>
-      </w:r>
-      <w:proofErr w:type="gramEnd"/>
+        <w:t xml:space="preserve"> service as well as a short history of it. </w:t>
+      </w:r>
       <w:r>
         <w:rPr>
           <w:lang w:val="en-US" w:eastAsia="fi-FI"/>
         </w:rPr>
-        <w:t xml:space="preserve"> two services which our team uses for the most part, an image of the</w:t>
+        <w:t>This section</w:t>
       </w:r>
       <w:r>
         <w:rPr>
           <w:lang w:val="en-US" w:eastAsia="fi-FI"/>
         </w:rPr>
-        <w:t xml:space="preserve"> service as well as a short history of it. </w:t>
-      </w:r>
-      <w:r>
-        <w:rPr>
-          <w:lang w:val="en-US" w:eastAsia="fi-FI"/>
-        </w:rPr>
-        <w:t>This section</w:t>
-      </w:r>
-      <w:r>
-        <w:rPr>
-          <w:lang w:val="en-US" w:eastAsia="fi-FI"/>
-        </w:rPr>
-        <w:t xml:space="preserve"> focuses on the addition of images with </w:t>
-      </w:r>
-      <w:proofErr w:type="spellStart"/>
-      <w:r>
-        <w:rPr>
-          <w:lang w:val="en-US" w:eastAsia="fi-FI"/>
-        </w:rPr>
-        <w:t>css</w:t>
-      </w:r>
-      <w:proofErr w:type="spellEnd"/>
-      <w:r>
-        <w:rPr>
-          <w:lang w:val="en-US" w:eastAsia="fi-FI"/>
-        </w:rPr>
-        <w:t>.</w:t>
+        <w:t xml:space="preserve"> focuses on the addition of images with css.</w:t>
       </w:r>
     </w:p>
     <w:p>
@@ -3759,23 +3755,7 @@
           <w:rFonts w:ascii="Arial" w:hAnsi="Arial" w:cs="Arial"/>
           <w:lang w:val="en-US" w:eastAsia="fi-FI"/>
         </w:rPr>
-        <w:t xml:space="preserve">text a font family, a font size, background colors as well as images. Not only </w:t>
-      </w:r>
-      <w:proofErr w:type="gramStart"/>
-      <w:r>
-        <w:rPr>
-          <w:rFonts w:ascii="Arial" w:hAnsi="Arial" w:cs="Arial"/>
-          <w:lang w:val="en-US" w:eastAsia="fi-FI"/>
-        </w:rPr>
-        <w:t>that</w:t>
-      </w:r>
-      <w:proofErr w:type="gramEnd"/>
-      <w:r>
-        <w:rPr>
-          <w:rFonts w:ascii="Arial" w:hAnsi="Arial" w:cs="Arial"/>
-          <w:lang w:val="en-US" w:eastAsia="fi-FI"/>
-        </w:rPr>
-        <w:t xml:space="preserve"> we added functionality for smaller screen sizes</w:t>
+        <w:t>text a font family, a font size, background colors as well as images. Not only that we added functionality for smaller screen sizes</w:t>
       </w:r>
       <w:r>
         <w:rPr>
@@ -30678,6 +30658,10 @@
 </file>
 
 <file path=customXml/item1.xml><?xml version="1.0" encoding="utf-8"?>
+<b:Sources xmlns:b="http://schemas.openxmlformats.org/officeDocument/2006/bibliography" xmlns="http://schemas.openxmlformats.org/officeDocument/2006/bibliography" SelectedStyle="\APASixthEditionOfficeOnline.xsl" StyleName="APA" Version="6"/>
+</file>
+
+<file path=customXml/item2.xml><?xml version="1.0" encoding="utf-8"?>
 <ct:contentTypeSchema xmlns:ct="http://schemas.microsoft.com/office/2006/metadata/contentType" xmlns:ma="http://schemas.microsoft.com/office/2006/metadata/properties/metaAttributes" ct:_="" ma:_="" ma:contentTypeName="Dokuments" ma:contentTypeID="0x010100C8F7F01F6D0CC149A9B7150A3C686759" ma:contentTypeVersion="10" ma:contentTypeDescription="Izveidot jaunu dokumentu." ma:contentTypeScope="" ma:versionID="95b33dc7268e725ae5589559759ad6dd">
   <xsd:schema xmlns:xsd="http://www.w3.org/2001/XMLSchema" xmlns:xs="http://www.w3.org/2001/XMLSchema" xmlns:p="http://schemas.microsoft.com/office/2006/metadata/properties" xmlns:ns3="cbdc5970-8358-4c50-a4d9-cf73fd1a39ad" targetNamespace="http://schemas.microsoft.com/office/2006/metadata/properties" ma:root="true" ma:fieldsID="b57b4ef460c3e42f1c0e119126d6c3fc" ns3:_="">
     <xsd:import namespace="cbdc5970-8358-4c50-a4d9-cf73fd1a39ad"/>
@@ -30859,19 +30843,7 @@
 </ct:contentTypeSchema>
 </file>
 
-<file path=customXml/item2.xml><?xml version="1.0" encoding="utf-8"?>
-<b:Sources xmlns:b="http://schemas.openxmlformats.org/officeDocument/2006/bibliography" xmlns="http://schemas.openxmlformats.org/officeDocument/2006/bibliography" SelectedStyle="\APASixthEditionOfficeOnline.xsl" StyleName="APA" Version="6"/>
-</file>
-
 <file path=customXml/item3.xml><?xml version="1.0" encoding="utf-8"?>
-<p:properties xmlns:p="http://schemas.microsoft.com/office/2006/metadata/properties" xmlns:xsi="http://www.w3.org/2001/XMLSchema-instance" xmlns:pc="http://schemas.microsoft.com/office/infopath/2007/PartnerControls">
-  <documentManagement>
-    <_activity xmlns="cbdc5970-8358-4c50-a4d9-cf73fd1a39ad" xsi:nil="true"/>
-  </documentManagement>
-</p:properties>
-</file>
-
-<file path=customXml/item4.xml><?xml version="1.0" encoding="utf-8"?>
 <?mso-contentType ?>
 <FormTemplates xmlns="http://schemas.microsoft.com/sharepoint/v3/contenttype/forms">
   <Display>DocumentLibraryForm</Display>
@@ -30880,7 +30852,23 @@
 </FormTemplates>
 </file>
 
+<file path=customXml/item4.xml><?xml version="1.0" encoding="utf-8"?>
+<p:properties xmlns:p="http://schemas.microsoft.com/office/2006/metadata/properties" xmlns:xsi="http://www.w3.org/2001/XMLSchema-instance" xmlns:pc="http://schemas.microsoft.com/office/infopath/2007/PartnerControls">
+  <documentManagement>
+    <_activity xmlns="cbdc5970-8358-4c50-a4d9-cf73fd1a39ad" xsi:nil="true"/>
+  </documentManagement>
+</p:properties>
+</file>
+
 <file path=customXml/itemProps1.xml><?xml version="1.0" encoding="utf-8"?>
+<ds:datastoreItem xmlns:ds="http://schemas.openxmlformats.org/officeDocument/2006/customXml" ds:itemID="{63E0AE4A-CA37-4FDA-8666-4209C6E1B665}">
+  <ds:schemaRefs>
+    <ds:schemaRef ds:uri="http://schemas.openxmlformats.org/officeDocument/2006/bibliography"/>
+  </ds:schemaRefs>
+</ds:datastoreItem>
+</file>
+
+<file path=customXml/itemProps2.xml><?xml version="1.0" encoding="utf-8"?>
 <ds:datastoreItem xmlns:ds="http://schemas.openxmlformats.org/officeDocument/2006/customXml" ds:itemID="{427C2474-2844-48C1-B12B-E2BDC4433181}">
   <ds:schemaRefs>
     <ds:schemaRef ds:uri="http://schemas.microsoft.com/office/2006/metadata/contentType"/>
@@ -30898,15 +30886,15 @@
 </ds:datastoreItem>
 </file>
 
-<file path=customXml/itemProps2.xml><?xml version="1.0" encoding="utf-8"?>
-<ds:datastoreItem xmlns:ds="http://schemas.openxmlformats.org/officeDocument/2006/customXml" ds:itemID="{63E0AE4A-CA37-4FDA-8666-4209C6E1B665}">
+<file path=customXml/itemProps3.xml><?xml version="1.0" encoding="utf-8"?>
+<ds:datastoreItem xmlns:ds="http://schemas.openxmlformats.org/officeDocument/2006/customXml" ds:itemID="{C9DEB3EC-A595-4E8A-B420-8F3DC5E6997C}">
   <ds:schemaRefs>
-    <ds:schemaRef ds:uri="http://schemas.openxmlformats.org/officeDocument/2006/bibliography"/>
+    <ds:schemaRef ds:uri="http://schemas.microsoft.com/sharepoint/v3/contenttype/forms"/>
   </ds:schemaRefs>
 </ds:datastoreItem>
 </file>
 
-<file path=customXml/itemProps3.xml><?xml version="1.0" encoding="utf-8"?>
+<file path=customXml/itemProps4.xml><?xml version="1.0" encoding="utf-8"?>
 <ds:datastoreItem xmlns:ds="http://schemas.openxmlformats.org/officeDocument/2006/customXml" ds:itemID="{C9C7DABB-59BD-475A-831A-DCCF91DDA573}">
   <ds:schemaRefs>
     <ds:schemaRef ds:uri="http://schemas.microsoft.com/office/2006/metadata/properties"/>
@@ -30914,12 +30902,4 @@
     <ds:schemaRef ds:uri="cbdc5970-8358-4c50-a4d9-cf73fd1a39ad"/>
   </ds:schemaRefs>
 </ds:datastoreItem>
-</file>
-
-<file path=customXml/itemProps4.xml><?xml version="1.0" encoding="utf-8"?>
-<ds:datastoreItem xmlns:ds="http://schemas.openxmlformats.org/officeDocument/2006/customXml" ds:itemID="{C9DEB3EC-A595-4E8A-B420-8F3DC5E6997C}">
-  <ds:schemaRefs>
-    <ds:schemaRef ds:uri="http://schemas.microsoft.com/sharepoint/v3/contenttype/forms"/>
-  </ds:schemaRefs>
-</ds:datastoreItem>
 </file>